--- a/eng/docx/63.content.docx
+++ b/eng/docx/63.content.docx
@@ -45,19 +45,7 @@
         <w:rPr>
           <w:lang w:val="en_US" w:bidi="en_US"/>
         </w:rPr>
-        <w:t xml:space="preserve"> is based on: </w:t>
-      </w:r>
-      <w:r>
-        <w:rPr>
-          <w:lang w:val="en_US" w:bidi="en_US"/>
-        </w:rPr>
-        <w:t>unfoldingWord® Literal Text</w:t>
-      </w:r>
-      <w:r>
-        <w:rPr>
-          <w:lang w:val="en_US" w:bidi="en_US"/>
-        </w:rPr>
-        <w:t xml:space="preserve">, </w:t>
+        <w:t xml:space="preserve"> © 2022 </w:t>
       </w:r>
       <w:hyperlink r:id="rId13">
         <w:r>
@@ -75,7 +63,7 @@
         <w:rPr>
           <w:lang w:val="en_US" w:bidi="en_US"/>
         </w:rPr>
-        <w:t xml:space="preserve">, 2022, which is licensed under a </w:t>
+        <w:t xml:space="preserve">, licensed under a </w:t>
       </w:r>
       <w:hyperlink r:id="rId14">
         <w:r>
@@ -94,25 +82,6 @@
           <w:lang w:val="en_US" w:bidi="en_US"/>
         </w:rPr>
         <w:t>.</w:t>
-      </w:r>
-      <w:r>
-        <w:rPr>
-          <w:lang w:val="en_US" w:bidi="en_US"/>
-        </w:rPr>
-      </w:r>
-    </w:p>
-    <w:p>
-      <w:pPr/>
-      <w:r>
-        <w:rPr>
-          <w:lang w:val="en_US" w:bidi="en_US"/>
-        </w:rPr>
-      </w:r>
-      <w:r>
-        <w:rPr>
-          <w:lang w:val="en_US" w:bidi="en_US"/>
-        </w:rPr>
-        <w:t>This PDF version is provided under the same license.</w:t>
       </w:r>
       <w:r>
         <w:rPr>
@@ -212,14 +181,6 @@
       </w:pPr>
     </w:p>
     <w:p>
-      <w:pPr/>
-      <w:r>
-        <w:rPr>
-          <w:lang w:val="en_US" w:bidi="en_US"/>
-        </w:rPr>
-      </w:r>
-    </w:p>
-    <w:p>
       <w:pPr>
         <w:pStyle w:val="Heading2"/>
       </w:pPr>
@@ -255,16 +216,6 @@
         </w:rPr>
         <w:t xml:space="preserve"> The elder, to the chosen lady and her children, whom I love in truth—and not only I, but also all the ones having known the truth—</w:t>
       </w:r>
-      <w:r>
-        <w:rPr>
-          <w:lang w:val="en_US" w:bidi="en_US"/>
-        </w:rPr>
-      </w:r>
-      <w:r>
-        <w:rPr>
-          <w:lang w:val="en_US" w:bidi="en_US"/>
-        </w:rPr>
-      </w:r>
     </w:p>
     <w:p>
       <w:pPr/>
@@ -273,6 +224,19 @@
           <w:lang w:val="en_US" w:bidi="en_US"/>
         </w:rPr>
       </w:r>
+      <w:r>
+        <w:rPr>
+          <w:vertAlign w:val="superscript"/>
+          <w:lang w:val="en_US" w:bidi="en_US"/>
+        </w:rPr>
+        <w:t>2</w:t>
+      </w:r>
+      <w:r>
+        <w:rPr>
+          <w:lang w:val="en_US" w:bidi="en_US"/>
+        </w:rPr>
+        <w:t xml:space="preserve"> because of the truth that remains in us and will be with us to eternity.</w:t>
+      </w:r>
     </w:p>
     <w:p>
       <w:pPr/>
@@ -286,23 +250,13 @@
           <w:vertAlign w:val="superscript"/>
           <w:lang w:val="en_US" w:bidi="en_US"/>
         </w:rPr>
-        <w:t>2</w:t>
-      </w:r>
-      <w:r>
-        <w:rPr>
-          <w:lang w:val="en_US" w:bidi="en_US"/>
-        </w:rPr>
-        <w:t xml:space="preserve"> because of the truth that remains in us and will be with us to eternity.</w:t>
-      </w:r>
-      <w:r>
-        <w:rPr>
-          <w:lang w:val="en_US" w:bidi="en_US"/>
-        </w:rPr>
-      </w:r>
-      <w:r>
-        <w:rPr>
-          <w:lang w:val="en_US" w:bidi="en_US"/>
-        </w:rPr>
+        <w:t>3</w:t>
+      </w:r>
+      <w:r>
+        <w:rPr>
+          <w:lang w:val="en_US" w:bidi="en_US"/>
+        </w:rPr>
+        <w:t xml:space="preserve"> Grace, mercy, {and} peace will be with us from God the Father and from Jesus Christ, the Son of the Father, in truth and love.</w:t>
       </w:r>
     </w:p>
     <w:p>
@@ -312,6 +266,19 @@
           <w:lang w:val="en_US" w:bidi="en_US"/>
         </w:rPr>
       </w:r>
+      <w:r>
+        <w:rPr>
+          <w:vertAlign w:val="superscript"/>
+          <w:lang w:val="en_US" w:bidi="en_US"/>
+        </w:rPr>
+        <w:t>4</w:t>
+      </w:r>
+      <w:r>
+        <w:rPr>
+          <w:lang w:val="en_US" w:bidi="en_US"/>
+        </w:rPr>
+        <w:t xml:space="preserve"> I rejoiced greatly that I found some of your children walking in truth, just as we have received a commandment from the Father.</w:t>
+      </w:r>
     </w:p>
     <w:p>
       <w:pPr/>
@@ -325,23 +292,13 @@
           <w:vertAlign w:val="superscript"/>
           <w:lang w:val="en_US" w:bidi="en_US"/>
         </w:rPr>
-        <w:t>3</w:t>
-      </w:r>
-      <w:r>
-        <w:rPr>
-          <w:lang w:val="en_US" w:bidi="en_US"/>
-        </w:rPr>
-        <w:t xml:space="preserve"> Grace, mercy, {and} peace will be with us from God the Father and from Jesus Christ, the Son of the Father, in truth and love.</w:t>
-      </w:r>
-      <w:r>
-        <w:rPr>
-          <w:lang w:val="en_US" w:bidi="en_US"/>
-        </w:rPr>
-      </w:r>
-      <w:r>
-        <w:rPr>
-          <w:lang w:val="en_US" w:bidi="en_US"/>
-        </w:rPr>
+        <w:t>5</w:t>
+      </w:r>
+      <w:r>
+        <w:rPr>
+          <w:lang w:val="en_US" w:bidi="en_US"/>
+        </w:rPr>
+        <w:t xml:space="preserve"> And now I ask you, lady—not as writing a new commandment to you, but what we have had from the beginning—that we should love one another.</w:t>
       </w:r>
     </w:p>
     <w:p>
@@ -351,6 +308,19 @@
           <w:lang w:val="en_US" w:bidi="en_US"/>
         </w:rPr>
       </w:r>
+      <w:r>
+        <w:rPr>
+          <w:vertAlign w:val="superscript"/>
+          <w:lang w:val="en_US" w:bidi="en_US"/>
+        </w:rPr>
+        <w:t>6</w:t>
+      </w:r>
+      <w:r>
+        <w:rPr>
+          <w:lang w:val="en_US" w:bidi="en_US"/>
+        </w:rPr>
+        <w:t xml:space="preserve"> And this is that love, that we should walk according to his commandments. This is the commandment, just as you heard from the beginning, that you should walk in it.</w:t>
+      </w:r>
     </w:p>
     <w:p>
       <w:pPr/>
@@ -364,23 +334,13 @@
           <w:vertAlign w:val="superscript"/>
           <w:lang w:val="en_US" w:bidi="en_US"/>
         </w:rPr>
-        <w:t>4</w:t>
-      </w:r>
-      <w:r>
-        <w:rPr>
-          <w:lang w:val="en_US" w:bidi="en_US"/>
-        </w:rPr>
-        <w:t xml:space="preserve"> I rejoiced greatly that I found some of your children walking in truth, just as we have received a commandment from the Father.</w:t>
-      </w:r>
-      <w:r>
-        <w:rPr>
-          <w:lang w:val="en_US" w:bidi="en_US"/>
-        </w:rPr>
-      </w:r>
-      <w:r>
-        <w:rPr>
-          <w:lang w:val="en_US" w:bidi="en_US"/>
-        </w:rPr>
+        <w:t>7</w:t>
+      </w:r>
+      <w:r>
+        <w:rPr>
+          <w:lang w:val="en_US" w:bidi="en_US"/>
+        </w:rPr>
+        <w:t xml:space="preserve"> For many deceivers have gone out into the world, the ones not confessing Jesus Christ coming in flesh. This is the deceiver and the antichrist.</w:t>
       </w:r>
     </w:p>
     <w:p>
@@ -390,6 +350,19 @@
           <w:lang w:val="en_US" w:bidi="en_US"/>
         </w:rPr>
       </w:r>
+      <w:r>
+        <w:rPr>
+          <w:vertAlign w:val="superscript"/>
+          <w:lang w:val="en_US" w:bidi="en_US"/>
+        </w:rPr>
+        <w:t>8</w:t>
+      </w:r>
+      <w:r>
+        <w:rPr>
+          <w:lang w:val="en_US" w:bidi="en_US"/>
+        </w:rPr>
+        <w:t xml:space="preserve"> Watch yourselves, that you do not lose what we have worked for, but may receive a full reward.</w:t>
+      </w:r>
     </w:p>
     <w:p>
       <w:pPr/>
@@ -403,23 +376,13 @@
           <w:vertAlign w:val="superscript"/>
           <w:lang w:val="en_US" w:bidi="en_US"/>
         </w:rPr>
-        <w:t>5</w:t>
-      </w:r>
-      <w:r>
-        <w:rPr>
-          <w:lang w:val="en_US" w:bidi="en_US"/>
-        </w:rPr>
-        <w:t xml:space="preserve"> And now I ask you, lady—not as writing a new commandment to you, but what we have had from the beginning—that we should love one another.</w:t>
-      </w:r>
-      <w:r>
-        <w:rPr>
-          <w:lang w:val="en_US" w:bidi="en_US"/>
-        </w:rPr>
-      </w:r>
-      <w:r>
-        <w:rPr>
-          <w:lang w:val="en_US" w:bidi="en_US"/>
-        </w:rPr>
+        <w:t>9</w:t>
+      </w:r>
+      <w:r>
+        <w:rPr>
+          <w:lang w:val="en_US" w:bidi="en_US"/>
+        </w:rPr>
+        <w:t xml:space="preserve"> Everyone going beyond and not remaining in the teaching of Christ does not have God. The one remaining in the teaching, this one has both the Father and the Son.</w:t>
       </w:r>
     </w:p>
     <w:p>
@@ -429,6 +392,19 @@
           <w:lang w:val="en_US" w:bidi="en_US"/>
         </w:rPr>
       </w:r>
+      <w:r>
+        <w:rPr>
+          <w:vertAlign w:val="superscript"/>
+          <w:lang w:val="en_US" w:bidi="en_US"/>
+        </w:rPr>
+        <w:t>10</w:t>
+      </w:r>
+      <w:r>
+        <w:rPr>
+          <w:lang w:val="en_US" w:bidi="en_US"/>
+        </w:rPr>
+        <w:t xml:space="preserve"> If anyone comes to you and does not bring this teaching, do not receive him into your house and do not say to him, “Greetings.”</w:t>
+      </w:r>
     </w:p>
     <w:p>
       <w:pPr/>
@@ -442,23 +418,13 @@
           <w:vertAlign w:val="superscript"/>
           <w:lang w:val="en_US" w:bidi="en_US"/>
         </w:rPr>
-        <w:t>6</w:t>
-      </w:r>
-      <w:r>
-        <w:rPr>
-          <w:lang w:val="en_US" w:bidi="en_US"/>
-        </w:rPr>
-        <w:t xml:space="preserve"> And this is that love, that we should walk according to his commandments. This is the commandment, just as you heard from the beginning, that you should walk in it.</w:t>
-      </w:r>
-      <w:r>
-        <w:rPr>
-          <w:lang w:val="en_US" w:bidi="en_US"/>
-        </w:rPr>
-      </w:r>
-      <w:r>
-        <w:rPr>
-          <w:lang w:val="en_US" w:bidi="en_US"/>
-        </w:rPr>
+        <w:t>11</w:t>
+      </w:r>
+      <w:r>
+        <w:rPr>
+          <w:lang w:val="en_US" w:bidi="en_US"/>
+        </w:rPr>
+        <w:t xml:space="preserve"> For the one saying to him, “Greetings,” shares in his evil deeds.</w:t>
       </w:r>
     </w:p>
     <w:p>
@@ -468,6 +434,19 @@
           <w:lang w:val="en_US" w:bidi="en_US"/>
         </w:rPr>
       </w:r>
+      <w:r>
+        <w:rPr>
+          <w:vertAlign w:val="superscript"/>
+          <w:lang w:val="en_US" w:bidi="en_US"/>
+        </w:rPr>
+        <w:t>12</w:t>
+      </w:r>
+      <w:r>
+        <w:rPr>
+          <w:lang w:val="en_US" w:bidi="en_US"/>
+        </w:rPr>
+        <w:t xml:space="preserve"> Having much to write to you, I did not want with paper and ink. However, I hope to come to you and to speak mouth to mouth, so that your joy might be made complete.</w:t>
+      </w:r>
     </w:p>
     <w:p>
       <w:pPr/>
@@ -481,240 +460,6 @@
           <w:vertAlign w:val="superscript"/>
           <w:lang w:val="en_US" w:bidi="en_US"/>
         </w:rPr>
-        <w:t>7</w:t>
-      </w:r>
-      <w:r>
-        <w:rPr>
-          <w:lang w:val="en_US" w:bidi="en_US"/>
-        </w:rPr>
-        <w:t xml:space="preserve"> For many deceivers have gone out into the world, the ones not confessing Jesus Christ coming in flesh. This is the deceiver and the antichrist.</w:t>
-      </w:r>
-      <w:r>
-        <w:rPr>
-          <w:lang w:val="en_US" w:bidi="en_US"/>
-        </w:rPr>
-      </w:r>
-      <w:r>
-        <w:rPr>
-          <w:lang w:val="en_US" w:bidi="en_US"/>
-        </w:rPr>
-      </w:r>
-    </w:p>
-    <w:p>
-      <w:pPr/>
-      <w:r>
-        <w:rPr>
-          <w:lang w:val="en_US" w:bidi="en_US"/>
-        </w:rPr>
-      </w:r>
-    </w:p>
-    <w:p>
-      <w:pPr/>
-      <w:r>
-        <w:rPr>
-          <w:lang w:val="en_US" w:bidi="en_US"/>
-        </w:rPr>
-      </w:r>
-      <w:r>
-        <w:rPr>
-          <w:vertAlign w:val="superscript"/>
-          <w:lang w:val="en_US" w:bidi="en_US"/>
-        </w:rPr>
-        <w:t>8</w:t>
-      </w:r>
-      <w:r>
-        <w:rPr>
-          <w:lang w:val="en_US" w:bidi="en_US"/>
-        </w:rPr>
-        <w:t xml:space="preserve"> Watch yourselves, that you do not lose what we have worked for, but may receive a full reward.</w:t>
-      </w:r>
-      <w:r>
-        <w:rPr>
-          <w:lang w:val="en_US" w:bidi="en_US"/>
-        </w:rPr>
-      </w:r>
-      <w:r>
-        <w:rPr>
-          <w:lang w:val="en_US" w:bidi="en_US"/>
-        </w:rPr>
-      </w:r>
-    </w:p>
-    <w:p>
-      <w:pPr/>
-      <w:r>
-        <w:rPr>
-          <w:lang w:val="en_US" w:bidi="en_US"/>
-        </w:rPr>
-      </w:r>
-    </w:p>
-    <w:p>
-      <w:pPr/>
-      <w:r>
-        <w:rPr>
-          <w:lang w:val="en_US" w:bidi="en_US"/>
-        </w:rPr>
-      </w:r>
-      <w:r>
-        <w:rPr>
-          <w:vertAlign w:val="superscript"/>
-          <w:lang w:val="en_US" w:bidi="en_US"/>
-        </w:rPr>
-        <w:t>9</w:t>
-      </w:r>
-      <w:r>
-        <w:rPr>
-          <w:lang w:val="en_US" w:bidi="en_US"/>
-        </w:rPr>
-        <w:t xml:space="preserve"> Everyone going beyond and not remaining in the teaching of Christ does not have God. The one remaining in the teaching, this one has both the Father and the Son.</w:t>
-      </w:r>
-      <w:r>
-        <w:rPr>
-          <w:lang w:val="en_US" w:bidi="en_US"/>
-        </w:rPr>
-      </w:r>
-      <w:r>
-        <w:rPr>
-          <w:lang w:val="en_US" w:bidi="en_US"/>
-        </w:rPr>
-      </w:r>
-    </w:p>
-    <w:p>
-      <w:pPr/>
-      <w:r>
-        <w:rPr>
-          <w:lang w:val="en_US" w:bidi="en_US"/>
-        </w:rPr>
-      </w:r>
-    </w:p>
-    <w:p>
-      <w:pPr/>
-      <w:r>
-        <w:rPr>
-          <w:lang w:val="en_US" w:bidi="en_US"/>
-        </w:rPr>
-      </w:r>
-      <w:r>
-        <w:rPr>
-          <w:vertAlign w:val="superscript"/>
-          <w:lang w:val="en_US" w:bidi="en_US"/>
-        </w:rPr>
-        <w:t>10</w:t>
-      </w:r>
-      <w:r>
-        <w:rPr>
-          <w:lang w:val="en_US" w:bidi="en_US"/>
-        </w:rPr>
-        <w:t xml:space="preserve"> If anyone comes to you and does not bring this teaching, do not receive him into your house and do not say to him, “Greetings.”</w:t>
-      </w:r>
-      <w:r>
-        <w:rPr>
-          <w:lang w:val="en_US" w:bidi="en_US"/>
-        </w:rPr>
-      </w:r>
-      <w:r>
-        <w:rPr>
-          <w:lang w:val="en_US" w:bidi="en_US"/>
-        </w:rPr>
-      </w:r>
-    </w:p>
-    <w:p>
-      <w:pPr/>
-      <w:r>
-        <w:rPr>
-          <w:lang w:val="en_US" w:bidi="en_US"/>
-        </w:rPr>
-      </w:r>
-    </w:p>
-    <w:p>
-      <w:pPr/>
-      <w:r>
-        <w:rPr>
-          <w:lang w:val="en_US" w:bidi="en_US"/>
-        </w:rPr>
-      </w:r>
-      <w:r>
-        <w:rPr>
-          <w:vertAlign w:val="superscript"/>
-          <w:lang w:val="en_US" w:bidi="en_US"/>
-        </w:rPr>
-        <w:t>11</w:t>
-      </w:r>
-      <w:r>
-        <w:rPr>
-          <w:lang w:val="en_US" w:bidi="en_US"/>
-        </w:rPr>
-        <w:t xml:space="preserve"> For the one saying to him, “Greetings,” shares in his evil deeds.</w:t>
-      </w:r>
-      <w:r>
-        <w:rPr>
-          <w:lang w:val="en_US" w:bidi="en_US"/>
-        </w:rPr>
-      </w:r>
-      <w:r>
-        <w:rPr>
-          <w:lang w:val="en_US" w:bidi="en_US"/>
-        </w:rPr>
-      </w:r>
-    </w:p>
-    <w:p>
-      <w:pPr/>
-      <w:r>
-        <w:rPr>
-          <w:lang w:val="en_US" w:bidi="en_US"/>
-        </w:rPr>
-      </w:r>
-    </w:p>
-    <w:p>
-      <w:pPr/>
-      <w:r>
-        <w:rPr>
-          <w:lang w:val="en_US" w:bidi="en_US"/>
-        </w:rPr>
-      </w:r>
-      <w:r>
-        <w:rPr>
-          <w:vertAlign w:val="superscript"/>
-          <w:lang w:val="en_US" w:bidi="en_US"/>
-        </w:rPr>
-        <w:t>12</w:t>
-      </w:r>
-      <w:r>
-        <w:rPr>
-          <w:lang w:val="en_US" w:bidi="en_US"/>
-        </w:rPr>
-        <w:t xml:space="preserve"> Having much to write to you, I did not want with paper and ink. However, I hope to come to you and to speak mouth to mouth, so that your joy might be made complete.</w:t>
-      </w:r>
-      <w:r>
-        <w:rPr>
-          <w:lang w:val="en_US" w:bidi="en_US"/>
-        </w:rPr>
-      </w:r>
-      <w:r>
-        <w:rPr>
-          <w:lang w:val="en_US" w:bidi="en_US"/>
-        </w:rPr>
-      </w:r>
-    </w:p>
-    <w:p>
-      <w:pPr/>
-      <w:r>
-        <w:rPr>
-          <w:lang w:val="en_US" w:bidi="en_US"/>
-        </w:rPr>
-      </w:r>
-    </w:p>
-    <w:p>
-      <w:pPr/>
-      <w:r>
-        <w:rPr>
-          <w:lang w:val="en_US" w:bidi="en_US"/>
-        </w:rPr>
-      </w:r>
-      <w:r>
-        <w:rPr>
-          <w:vertAlign w:val="superscript"/>
-          <w:lang w:val="en_US" w:bidi="en_US"/>
-        </w:rPr>
         <w:t>13</w:t>
       </w:r>
       <w:r>
@@ -722,16 +467,6 @@
           <w:lang w:val="en_US" w:bidi="en_US"/>
         </w:rPr>
         <w:t xml:space="preserve"> The children of your chosen sister greet you.</w:t>
-      </w:r>
-      <w:r>
-        <w:rPr>
-          <w:lang w:val="en_US" w:bidi="en_US"/>
-        </w:rPr>
-      </w:r>
-      <w:r>
-        <w:rPr>
-          <w:lang w:val="en_US" w:bidi="en_US"/>
-        </w:rPr>
       </w:r>
     </w:p>
     <w:sectPr>

--- a/eng/docx/63.content.docx
+++ b/eng/docx/63.content.docx
@@ -19,7 +19,7 @@
         <w:rPr>
           <w:lang w:val="en_US" w:bidi="en_US"/>
         </w:rPr>
-        <w:t>Resource: unfoldingWord Literal</w:t>
+        <w:t>Resource: unfoldingWord Literal Text</w:t>
       </w:r>
       <w:r>
         <w:rPr>
@@ -39,13 +39,13 @@
           <w:b/>
           <w:lang w:val="en_US" w:bidi="en_US"/>
         </w:rPr>
-        <w:t>unfoldingWord Literal</w:t>
-      </w:r>
-      <w:r>
-        <w:rPr>
-          <w:lang w:val="en_US" w:bidi="en_US"/>
-        </w:rPr>
-        <w:t xml:space="preserve"> © 2022 </w:t>
+        <w:t>unfoldingWord Literal Text</w:t>
+      </w:r>
+      <w:r>
+        <w:rPr>
+          <w:lang w:val="en_US" w:bidi="en_US"/>
+        </w:rPr>
+        <w:t xml:space="preserve"> © 2026 </w:t>
       </w:r>
       <w:hyperlink r:id="rId13">
         <w:r>
@@ -74,7 +74,7 @@
             <w:color w:val="0000EE"/>
             <w:u w:val="single"/>
           </w:rPr>
-          <w:t>CC BY-SA 4.0 license</w:t>
+          <w:t>CC BY-SA 4.0</w:t>
         </w:r>
       </w:hyperlink>
       <w:r>
@@ -102,7 +102,7 @@
         <w:rPr>
           <w:lang w:val="en_US" w:bidi="en_US"/>
         </w:rPr>
-        <w:t>unfoldingWord Literal</w:t>
+        <w:t>unfoldingWord Literal Text</w:t>
       </w:r>
     </w:p>
     <w:p>
